--- a/output/docx/SR03_Гордєєв_472_2.docx
+++ b/output/docx/SR03_Гордєєв_472_2.docx
@@ -142,7 +142,39 @@
           <w:color w:val="000000"/>
           <w:sz w:val="24"/>
         </w:rPr>
-        <w:t>Робоча гілка: sr03-individual-project</w:t>
+        <w:t>Основна гілка: main</w:t>
+      </w:r>
+    </w:p>
+    <w:p>
+      <w:pPr>
+        <w:spacing w:after="140"/>
+        <w:jc w:val="center"/>
+      </w:pPr>
+      <w:r>
+        <w:rPr>
+          <w:rFonts w:ascii="Times New Roman" w:hAnsi="Times New Roman" w:eastAsia="Times New Roman"/>
+          <w:b w:val="0"/>
+          <w:i w:val="0"/>
+          <w:color w:val="000000"/>
+          <w:sz w:val="24"/>
+        </w:rPr>
+        <w:t>Pull request: #2, успішно злитий</w:t>
+      </w:r>
+    </w:p>
+    <w:p>
+      <w:pPr>
+        <w:spacing w:after="140"/>
+        <w:jc w:val="center"/>
+      </w:pPr>
+      <w:r>
+        <w:rPr>
+          <w:rFonts w:ascii="Times New Roman" w:hAnsi="Times New Roman" w:eastAsia="Times New Roman"/>
+          <w:b w:val="0"/>
+          <w:i w:val="0"/>
+          <w:color w:val="000000"/>
+          <w:sz w:val="24"/>
+        </w:rPr>
+        <w:t>Тег випуску: v1.0</w:t>
       </w:r>
     </w:p>
     <w:p>
@@ -952,7 +984,7 @@
           <w:color w:val="000000"/>
           <w:sz w:val="21"/>
         </w:rPr>
-        <w:t>Звіт відокремлює підтверджені локальні результати від дій, що потребують публікації гілки на GitHub. На момент формування документа нова гілка ще не була надіслана, тому зелений віддалений прогон версії 1.0 і pull request мають бути додані після push.</w:t>
+        <w:t>Результат підтверджено локально та на GitHub. Робочу гілку sr03-individual-project опубліковано, pull request #2 пройшов дві перевірки й був злитий у main. Для merge-коміта 4cfde00 успішно завершилися окремі запуски CI для main і тега v1.0; тег опубліковано у віддаленому репозиторії.</w:t>
       </w:r>
     </w:p>
     <w:p>
@@ -10869,7 +10901,1186 @@
           <w:color w:val="000000"/>
           <w:sz w:val="21"/>
         </w:rPr>
-        <w:t>На момент формування звіту sr03-individual-project існує лише локально. Після push треба зберегти зелений прогон саме для коміта версії 1.0.0, відкрити pull request і після злиття поставити тег v1.0. У документі цей зовнішній стан не позначено виконаним наперед.</w:t>
+        <w:t>Після завершення СР-3 віддалена перевірка була повторена на трьох контрольних точках: у pull request #2, після злиття в main та після публікації тега v1.0. Усі три запуски завершилися успішно.</w:t>
+      </w:r>
+    </w:p>
+    <w:p>
+      <w:r>
+        <w:br w:type="page"/>
+      </w:r>
+    </w:p>
+    <w:p>
+      <w:pPr>
+        <w:pStyle w:val="Heading2"/>
+      </w:pPr>
+      <w:r>
+        <w:t>6.2 Віддалена перевірка версії 1.0</w:t>
+      </w:r>
+    </w:p>
+    <w:tbl>
+      <w:tblPr>
+        <w:tblW w:type="auto" w:w="0"/>
+        <w:jc w:val="center"/>
+        <w:tblLayout w:type="fixed"/>
+        <w:tblLook w:firstColumn="1" w:firstRow="1" w:lastColumn="0" w:lastRow="0" w:noHBand="0" w:noVBand="1" w:val="04A0"/>
+        <w:tblBorders>
+          <w:top w:val="single" w:sz="6" w:space="0" w:color="D9D9D9"/>
+          <w:left w:val="single" w:sz="6" w:space="0" w:color="D9D9D9"/>
+          <w:bottom w:val="single" w:sz="6" w:space="0" w:color="D9D9D9"/>
+          <w:right w:val="single" w:sz="6" w:space="0" w:color="D9D9D9"/>
+          <w:insideH w:val="single" w:sz="6" w:space="0" w:color="D9D9D9"/>
+          <w:insideV w:val="single" w:sz="6" w:space="0" w:color="D9D9D9"/>
+        </w:tblBorders>
+      </w:tblPr>
+      <w:tblGrid>
+        <w:gridCol w:w="2570"/>
+        <w:gridCol w:w="2570"/>
+        <w:gridCol w:w="2570"/>
+        <w:gridCol w:w="2570"/>
+      </w:tblGrid>
+      <w:tr>
+        <w:trPr>
+          <w:tblHeader w:val="true"/>
+          <w:cantSplit/>
+        </w:trPr>
+        <w:tc>
+          <w:tcPr>
+            <w:tcW w:type="dxa" w:w="1152"/>
+            <w:vAlign w:val="center"/>
+            <w:shd w:fill="17365D"/>
+            <w:tcMar>
+              <w:top w:w="95" w:type="dxa"/>
+              <w:start w:w="105" w:type="dxa"/>
+              <w:bottom w:w="95" w:type="dxa"/>
+              <w:end w:w="105" w:type="dxa"/>
+            </w:tcMar>
+          </w:tcPr>
+          <w:p>
+            <w:pPr>
+              <w:spacing w:after="0"/>
+              <w:jc w:val="center"/>
+            </w:pPr>
+            <w:r>
+              <w:rPr>
+                <w:rFonts w:ascii="Arial" w:hAnsi="Arial" w:eastAsia="Arial"/>
+                <w:b/>
+                <w:i w:val="0"/>
+                <w:color w:val="FFFFFF"/>
+                <w:sz w:val="16"/>
+              </w:rPr>
+              <w:t>Запуск</w:t>
+            </w:r>
+          </w:p>
+        </w:tc>
+        <w:tc>
+          <w:tcPr>
+            <w:tcW w:type="dxa" w:w="1656"/>
+            <w:vAlign w:val="center"/>
+            <w:shd w:fill="17365D"/>
+            <w:tcMar>
+              <w:top w:w="95" w:type="dxa"/>
+              <w:start w:w="105" w:type="dxa"/>
+              <w:bottom w:w="95" w:type="dxa"/>
+              <w:end w:w="105" w:type="dxa"/>
+            </w:tcMar>
+          </w:tcPr>
+          <w:p>
+            <w:pPr>
+              <w:spacing w:after="0"/>
+              <w:jc w:val="center"/>
+            </w:pPr>
+            <w:r>
+              <w:rPr>
+                <w:rFonts w:ascii="Arial" w:hAnsi="Arial" w:eastAsia="Arial"/>
+                <w:b/>
+                <w:i w:val="0"/>
+                <w:color w:val="FFFFFF"/>
+                <w:sz w:val="16"/>
+              </w:rPr>
+              <w:t>Подія</w:t>
+            </w:r>
+          </w:p>
+        </w:tc>
+        <w:tc>
+          <w:tcPr>
+            <w:tcW w:type="dxa" w:w="4320"/>
+            <w:vAlign w:val="center"/>
+            <w:shd w:fill="17365D"/>
+            <w:tcMar>
+              <w:top w:w="95" w:type="dxa"/>
+              <w:start w:w="105" w:type="dxa"/>
+              <w:bottom w:w="95" w:type="dxa"/>
+              <w:end w:w="105" w:type="dxa"/>
+            </w:tcMar>
+          </w:tcPr>
+          <w:p>
+            <w:pPr>
+              <w:spacing w:after="0"/>
+              <w:jc w:val="center"/>
+            </w:pPr>
+            <w:r>
+              <w:rPr>
+                <w:rFonts w:ascii="Arial" w:hAnsi="Arial" w:eastAsia="Arial"/>
+                <w:b/>
+                <w:i w:val="0"/>
+                <w:color w:val="FFFFFF"/>
+                <w:sz w:val="16"/>
+              </w:rPr>
+              <w:t>Посилання</w:t>
+            </w:r>
+          </w:p>
+        </w:tc>
+        <w:tc>
+          <w:tcPr>
+            <w:tcW w:type="dxa" w:w="2664"/>
+            <w:vAlign w:val="center"/>
+            <w:shd w:fill="17365D"/>
+            <w:tcMar>
+              <w:top w:w="95" w:type="dxa"/>
+              <w:start w:w="105" w:type="dxa"/>
+              <w:bottom w:w="95" w:type="dxa"/>
+              <w:end w:w="105" w:type="dxa"/>
+            </w:tcMar>
+          </w:tcPr>
+          <w:p>
+            <w:pPr>
+              <w:spacing w:after="0"/>
+              <w:jc w:val="center"/>
+            </w:pPr>
+            <w:r>
+              <w:rPr>
+                <w:rFonts w:ascii="Arial" w:hAnsi="Arial" w:eastAsia="Arial"/>
+                <w:b/>
+                <w:i w:val="0"/>
+                <w:color w:val="FFFFFF"/>
+                <w:sz w:val="16"/>
+              </w:rPr>
+              <w:t>Результат</w:t>
+            </w:r>
+          </w:p>
+        </w:tc>
+      </w:tr>
+      <w:tr>
+        <w:trPr>
+          <w:cantSplit/>
+        </w:trPr>
+        <w:tc>
+          <w:tcPr>
+            <w:tcW w:type="dxa" w:w="1152"/>
+            <w:vAlign w:val="center"/>
+            <w:tcMar>
+              <w:top w:w="85" w:type="dxa"/>
+              <w:start w:w="105" w:type="dxa"/>
+              <w:bottom w:w="85" w:type="dxa"/>
+              <w:end w:w="105" w:type="dxa"/>
+            </w:tcMar>
+          </w:tcPr>
+          <w:p>
+            <w:pPr>
+              <w:spacing w:after="0"/>
+              <w:jc w:val="center"/>
+            </w:pPr>
+            <w:r>
+              <w:rPr>
+                <w:rFonts w:ascii="Times New Roman" w:hAnsi="Times New Roman" w:eastAsia="Times New Roman"/>
+                <w:b w:val="0"/>
+                <w:i w:val="0"/>
+                <w:color w:val="000000"/>
+                <w:sz w:val="16"/>
+              </w:rPr>
+              <w:t>CI #11</w:t>
+            </w:r>
+          </w:p>
+        </w:tc>
+        <w:tc>
+          <w:tcPr>
+            <w:tcW w:type="dxa" w:w="1656"/>
+            <w:vAlign w:val="center"/>
+            <w:tcMar>
+              <w:top w:w="85" w:type="dxa"/>
+              <w:start w:w="105" w:type="dxa"/>
+              <w:bottom w:w="85" w:type="dxa"/>
+              <w:end w:w="105" w:type="dxa"/>
+            </w:tcMar>
+          </w:tcPr>
+          <w:p>
+            <w:pPr>
+              <w:spacing w:after="0"/>
+              <w:jc w:val="left"/>
+            </w:pPr>
+            <w:r>
+              <w:rPr>
+                <w:rFonts w:ascii="Times New Roman" w:hAnsi="Times New Roman" w:eastAsia="Times New Roman"/>
+                <w:b w:val="0"/>
+                <w:i w:val="0"/>
+                <w:color w:val="000000"/>
+                <w:sz w:val="16"/>
+              </w:rPr>
+              <w:t>pull request</w:t>
+            </w:r>
+          </w:p>
+        </w:tc>
+        <w:tc>
+          <w:tcPr>
+            <w:tcW w:type="dxa" w:w="4320"/>
+            <w:vAlign w:val="center"/>
+            <w:tcMar>
+              <w:top w:w="85" w:type="dxa"/>
+              <w:start w:w="105" w:type="dxa"/>
+              <w:bottom w:w="85" w:type="dxa"/>
+              <w:end w:w="105" w:type="dxa"/>
+            </w:tcMar>
+          </w:tcPr>
+          <w:p>
+            <w:pPr>
+              <w:spacing w:after="0"/>
+              <w:jc w:val="left"/>
+            </w:pPr>
+            <w:r>
+              <w:rPr>
+                <w:rFonts w:ascii="Times New Roman" w:hAnsi="Times New Roman" w:eastAsia="Times New Roman"/>
+                <w:b w:val="0"/>
+                <w:i w:val="0"/>
+                <w:color w:val="000000"/>
+                <w:sz w:val="16"/>
+              </w:rPr>
+              <w:t>PR #2, sr03-individual-project</w:t>
+            </w:r>
+          </w:p>
+        </w:tc>
+        <w:tc>
+          <w:tcPr>
+            <w:tcW w:type="dxa" w:w="2664"/>
+            <w:vAlign w:val="center"/>
+            <w:tcMar>
+              <w:top w:w="85" w:type="dxa"/>
+              <w:start w:w="105" w:type="dxa"/>
+              <w:bottom w:w="85" w:type="dxa"/>
+              <w:end w:w="105" w:type="dxa"/>
+            </w:tcMar>
+          </w:tcPr>
+          <w:p>
+            <w:pPr>
+              <w:spacing w:after="0"/>
+              <w:jc w:val="left"/>
+            </w:pPr>
+            <w:r>
+              <w:rPr>
+                <w:rFonts w:ascii="Times New Roman" w:hAnsi="Times New Roman" w:eastAsia="Times New Roman"/>
+                <w:b w:val="0"/>
+                <w:i w:val="0"/>
+                <w:color w:val="000000"/>
+                <w:sz w:val="16"/>
+              </w:rPr>
+              <w:t>успішно, 54 с</w:t>
+            </w:r>
+          </w:p>
+        </w:tc>
+      </w:tr>
+      <w:tr>
+        <w:trPr>
+          <w:cantSplit/>
+        </w:trPr>
+        <w:tc>
+          <w:tcPr>
+            <w:tcW w:type="dxa" w:w="1152"/>
+            <w:vAlign w:val="center"/>
+            <w:tcMar>
+              <w:top w:w="85" w:type="dxa"/>
+              <w:start w:w="105" w:type="dxa"/>
+              <w:bottom w:w="85" w:type="dxa"/>
+              <w:end w:w="105" w:type="dxa"/>
+            </w:tcMar>
+            <w:shd w:fill="EAF2F8"/>
+          </w:tcPr>
+          <w:p>
+            <w:pPr>
+              <w:spacing w:after="0"/>
+              <w:jc w:val="center"/>
+            </w:pPr>
+            <w:r>
+              <w:rPr>
+                <w:rFonts w:ascii="Times New Roman" w:hAnsi="Times New Roman" w:eastAsia="Times New Roman"/>
+                <w:b w:val="0"/>
+                <w:i w:val="0"/>
+                <w:color w:val="000000"/>
+                <w:sz w:val="16"/>
+              </w:rPr>
+              <w:t>CI #12</w:t>
+            </w:r>
+          </w:p>
+        </w:tc>
+        <w:tc>
+          <w:tcPr>
+            <w:tcW w:type="dxa" w:w="1656"/>
+            <w:vAlign w:val="center"/>
+            <w:tcMar>
+              <w:top w:w="85" w:type="dxa"/>
+              <w:start w:w="105" w:type="dxa"/>
+              <w:bottom w:w="85" w:type="dxa"/>
+              <w:end w:w="105" w:type="dxa"/>
+            </w:tcMar>
+            <w:shd w:fill="EAF2F8"/>
+          </w:tcPr>
+          <w:p>
+            <w:pPr>
+              <w:spacing w:after="0"/>
+              <w:jc w:val="left"/>
+            </w:pPr>
+            <w:r>
+              <w:rPr>
+                <w:rFonts w:ascii="Times New Roman" w:hAnsi="Times New Roman" w:eastAsia="Times New Roman"/>
+                <w:b w:val="0"/>
+                <w:i w:val="0"/>
+                <w:color w:val="000000"/>
+                <w:sz w:val="16"/>
+              </w:rPr>
+              <w:t>push</w:t>
+            </w:r>
+          </w:p>
+        </w:tc>
+        <w:tc>
+          <w:tcPr>
+            <w:tcW w:type="dxa" w:w="4320"/>
+            <w:vAlign w:val="center"/>
+            <w:tcMar>
+              <w:top w:w="85" w:type="dxa"/>
+              <w:start w:w="105" w:type="dxa"/>
+              <w:bottom w:w="85" w:type="dxa"/>
+              <w:end w:w="105" w:type="dxa"/>
+            </w:tcMar>
+            <w:shd w:fill="EAF2F8"/>
+          </w:tcPr>
+          <w:p>
+            <w:pPr>
+              <w:spacing w:after="0"/>
+              <w:jc w:val="left"/>
+            </w:pPr>
+            <w:r>
+              <w:rPr>
+                <w:rFonts w:ascii="Times New Roman" w:hAnsi="Times New Roman" w:eastAsia="Times New Roman"/>
+                <w:b w:val="0"/>
+                <w:i w:val="0"/>
+                <w:color w:val="000000"/>
+                <w:sz w:val="16"/>
+              </w:rPr>
+              <w:t>main, commit 4cfde00</w:t>
+            </w:r>
+          </w:p>
+        </w:tc>
+        <w:tc>
+          <w:tcPr>
+            <w:tcW w:type="dxa" w:w="2664"/>
+            <w:vAlign w:val="center"/>
+            <w:tcMar>
+              <w:top w:w="85" w:type="dxa"/>
+              <w:start w:w="105" w:type="dxa"/>
+              <w:bottom w:w="85" w:type="dxa"/>
+              <w:end w:w="105" w:type="dxa"/>
+            </w:tcMar>
+            <w:shd w:fill="EAF2F8"/>
+          </w:tcPr>
+          <w:p>
+            <w:pPr>
+              <w:spacing w:after="0"/>
+              <w:jc w:val="left"/>
+            </w:pPr>
+            <w:r>
+              <w:rPr>
+                <w:rFonts w:ascii="Times New Roman" w:hAnsi="Times New Roman" w:eastAsia="Times New Roman"/>
+                <w:b w:val="0"/>
+                <w:i w:val="0"/>
+                <w:color w:val="000000"/>
+                <w:sz w:val="16"/>
+              </w:rPr>
+              <w:t>успішно, 54 с</w:t>
+            </w:r>
+          </w:p>
+        </w:tc>
+      </w:tr>
+      <w:tr>
+        <w:trPr>
+          <w:cantSplit/>
+        </w:trPr>
+        <w:tc>
+          <w:tcPr>
+            <w:tcW w:type="dxa" w:w="1152"/>
+            <w:vAlign w:val="center"/>
+            <w:tcMar>
+              <w:top w:w="85" w:type="dxa"/>
+              <w:start w:w="105" w:type="dxa"/>
+              <w:bottom w:w="85" w:type="dxa"/>
+              <w:end w:w="105" w:type="dxa"/>
+            </w:tcMar>
+          </w:tcPr>
+          <w:p>
+            <w:pPr>
+              <w:spacing w:after="0"/>
+              <w:jc w:val="center"/>
+            </w:pPr>
+            <w:r>
+              <w:rPr>
+                <w:rFonts w:ascii="Times New Roman" w:hAnsi="Times New Roman" w:eastAsia="Times New Roman"/>
+                <w:b w:val="0"/>
+                <w:i w:val="0"/>
+                <w:color w:val="000000"/>
+                <w:sz w:val="16"/>
+              </w:rPr>
+              <w:t>CI #13</w:t>
+            </w:r>
+          </w:p>
+        </w:tc>
+        <w:tc>
+          <w:tcPr>
+            <w:tcW w:type="dxa" w:w="1656"/>
+            <w:vAlign w:val="center"/>
+            <w:tcMar>
+              <w:top w:w="85" w:type="dxa"/>
+              <w:start w:w="105" w:type="dxa"/>
+              <w:bottom w:w="85" w:type="dxa"/>
+              <w:end w:w="105" w:type="dxa"/>
+            </w:tcMar>
+          </w:tcPr>
+          <w:p>
+            <w:pPr>
+              <w:spacing w:after="0"/>
+              <w:jc w:val="left"/>
+            </w:pPr>
+            <w:r>
+              <w:rPr>
+                <w:rFonts w:ascii="Times New Roman" w:hAnsi="Times New Roman" w:eastAsia="Times New Roman"/>
+                <w:b w:val="0"/>
+                <w:i w:val="0"/>
+                <w:color w:val="000000"/>
+                <w:sz w:val="16"/>
+              </w:rPr>
+              <w:t>push</w:t>
+            </w:r>
+          </w:p>
+        </w:tc>
+        <w:tc>
+          <w:tcPr>
+            <w:tcW w:type="dxa" w:w="4320"/>
+            <w:vAlign w:val="center"/>
+            <w:tcMar>
+              <w:top w:w="85" w:type="dxa"/>
+              <w:start w:w="105" w:type="dxa"/>
+              <w:bottom w:w="85" w:type="dxa"/>
+              <w:end w:w="105" w:type="dxa"/>
+            </w:tcMar>
+          </w:tcPr>
+          <w:p>
+            <w:pPr>
+              <w:spacing w:after="0"/>
+              <w:jc w:val="left"/>
+            </w:pPr>
+            <w:r>
+              <w:rPr>
+                <w:rFonts w:ascii="Times New Roman" w:hAnsi="Times New Roman" w:eastAsia="Times New Roman"/>
+                <w:b w:val="0"/>
+                <w:i w:val="0"/>
+                <w:color w:val="000000"/>
+                <w:sz w:val="16"/>
+              </w:rPr>
+              <w:t>tag v1.0, commit 4cfde00</w:t>
+            </w:r>
+          </w:p>
+        </w:tc>
+        <w:tc>
+          <w:tcPr>
+            <w:tcW w:type="dxa" w:w="2664"/>
+            <w:vAlign w:val="center"/>
+            <w:tcMar>
+              <w:top w:w="85" w:type="dxa"/>
+              <w:start w:w="105" w:type="dxa"/>
+              <w:bottom w:w="85" w:type="dxa"/>
+              <w:end w:w="105" w:type="dxa"/>
+            </w:tcMar>
+          </w:tcPr>
+          <w:p>
+            <w:pPr>
+              <w:spacing w:after="0"/>
+              <w:jc w:val="left"/>
+            </w:pPr>
+            <w:r>
+              <w:rPr>
+                <w:rFonts w:ascii="Times New Roman" w:hAnsi="Times New Roman" w:eastAsia="Times New Roman"/>
+                <w:b w:val="0"/>
+                <w:i w:val="0"/>
+                <w:color w:val="000000"/>
+                <w:sz w:val="16"/>
+              </w:rPr>
+              <w:t>успішно, 52 с</w:t>
+            </w:r>
+          </w:p>
+        </w:tc>
+      </w:tr>
+    </w:tbl>
+    <w:p>
+      <w:pPr>
+        <w:spacing w:after="0"/>
+      </w:pPr>
+    </w:p>
+    <w:p>
+      <w:pPr>
+        <w:keepNext/>
+        <w:spacing w:after="40"/>
+        <w:jc w:val="center"/>
+      </w:pPr>
+      <w:r>
+        <w:drawing>
+          <wp:inline xmlns:a="http://schemas.openxmlformats.org/drawingml/2006/main" xmlns:pic="http://schemas.openxmlformats.org/drawingml/2006/picture">
+            <wp:extent cx="5943600" cy="3351530"/>
+            <wp:docPr id="5" name="Picture 5" descr="Знімок екрана 4  Успішні запуски CI для pull request, main і v1.0" title="Знімок екрана 4  Успішні запуски CI для pull request, main і v1.0"/>
+            <wp:cNvGraphicFramePr>
+              <a:graphicFrameLocks noChangeAspect="1"/>
+            </wp:cNvGraphicFramePr>
+            <a:graphic>
+              <a:graphicData uri="http://schemas.openxmlformats.org/drawingml/2006/picture">
+                <pic:pic>
+                  <pic:nvPicPr>
+                    <pic:cNvPr id="0" name="ci-main-v1.png"/>
+                    <pic:cNvPicPr/>
+                  </pic:nvPicPr>
+                  <pic:blipFill>
+                    <a:blip r:embed="rId14"/>
+                    <a:stretch>
+                      <a:fillRect/>
+                    </a:stretch>
+                  </pic:blipFill>
+                  <pic:spPr>
+                    <a:xfrm>
+                      <a:off x="0" y="0"/>
+                      <a:ext cx="5943600" cy="3351530"/>
+                    </a:xfrm>
+                    <a:prstGeom prst="rect"/>
+                  </pic:spPr>
+                </pic:pic>
+              </a:graphicData>
+            </a:graphic>
+          </wp:inline>
+        </w:drawing>
+      </w:r>
+    </w:p>
+    <w:p>
+      <w:pPr>
+        <w:pStyle w:val="Caption"/>
+        <w:jc w:val="center"/>
+      </w:pPr>
+      <w:r>
+        <w:t>Знімок екрана 4  Успішні запуски CI для pull request, main і v1.0</w:t>
+      </w:r>
+    </w:p>
+    <w:p>
+      <w:pPr>
+        <w:ind w:firstLine="403"/>
+        <w:jc w:val="both"/>
+      </w:pPr>
+      <w:r>
+        <w:rPr>
+          <w:rFonts w:ascii="Times New Roman" w:hAnsi="Times New Roman" w:eastAsia="Times New Roman"/>
+          <w:b w:val="0"/>
+          <w:i w:val="0"/>
+          <w:color w:val="000000"/>
+          <w:sz w:val="21"/>
+        </w:rPr>
+        <w:t>Запуск CI #13 прив'язаний до тега v1.0 і merge-коміта 4cfde00. Статус Success, тривалість 52 секунди, створено артефакт coverage. Це підтверджує перевірку саме опублікованої версії, а не лише робочої гілки.</w:t>
+      </w:r>
+    </w:p>
+    <w:p>
+      <w:r>
+        <w:br w:type="page"/>
+      </w:r>
+    </w:p>
+    <w:p>
+      <w:pPr>
+        <w:pStyle w:val="Heading2"/>
+      </w:pPr>
+      <w:r>
+        <w:t>6.3 Склад віддаленого quality gate</w:t>
+      </w:r>
+    </w:p>
+    <w:p>
+      <w:pPr>
+        <w:keepNext/>
+        <w:spacing w:after="40"/>
+        <w:jc w:val="center"/>
+      </w:pPr>
+      <w:r>
+        <w:drawing>
+          <wp:inline xmlns:a="http://schemas.openxmlformats.org/drawingml/2006/main" xmlns:pic="http://schemas.openxmlformats.org/drawingml/2006/picture">
+            <wp:extent cx="5943600" cy="3351530"/>
+            <wp:docPr id="6" name="Picture 6" descr="Знімок екрана 5  Підсумок CI для тега v1.0" title="Знімок екрана 5  Підсумок CI для тега v1.0"/>
+            <wp:cNvGraphicFramePr>
+              <a:graphicFrameLocks noChangeAspect="1"/>
+            </wp:cNvGraphicFramePr>
+            <a:graphic>
+              <a:graphicData uri="http://schemas.openxmlformats.org/drawingml/2006/picture">
+                <pic:pic>
+                  <pic:nvPicPr>
+                    <pic:cNvPr id="0" name="ci-v1-details.png"/>
+                    <pic:cNvPicPr/>
+                  </pic:nvPicPr>
+                  <pic:blipFill>
+                    <a:blip r:embed="rId15"/>
+                    <a:stretch>
+                      <a:fillRect/>
+                    </a:stretch>
+                  </pic:blipFill>
+                  <pic:spPr>
+                    <a:xfrm>
+                      <a:off x="0" y="0"/>
+                      <a:ext cx="5943600" cy="3351530"/>
+                    </a:xfrm>
+                    <a:prstGeom prst="rect"/>
+                  </pic:spPr>
+                </pic:pic>
+              </a:graphicData>
+            </a:graphic>
+          </wp:inline>
+        </w:drawing>
+      </w:r>
+    </w:p>
+    <w:p>
+      <w:pPr>
+        <w:pStyle w:val="Caption"/>
+        <w:jc w:val="center"/>
+      </w:pPr>
+      <w:r>
+        <w:t>Знімок екрана 5  Підсумок CI для тега v1.0</w:t>
+      </w:r>
+    </w:p>
+    <w:p>
+      <w:pPr>
+        <w:keepNext/>
+        <w:spacing w:after="40"/>
+        <w:jc w:val="center"/>
+      </w:pPr>
+      <w:r>
+        <w:drawing>
+          <wp:inline xmlns:a="http://schemas.openxmlformats.org/drawingml/2006/main" xmlns:pic="http://schemas.openxmlformats.org/drawingml/2006/picture">
+            <wp:extent cx="5943600" cy="3351530"/>
+            <wp:docPr id="7" name="Picture 7" descr="Знімок екрана 6  Усі кроки quality gate завершилися успішно" title="Знімок екрана 6  Усі кроки quality gate завершилися успішно"/>
+            <wp:cNvGraphicFramePr>
+              <a:graphicFrameLocks noChangeAspect="1"/>
+            </wp:cNvGraphicFramePr>
+            <a:graphic>
+              <a:graphicData uri="http://schemas.openxmlformats.org/drawingml/2006/picture">
+                <pic:pic>
+                  <pic:nvPicPr>
+                    <pic:cNvPr id="0" name="ci-quality-gates.png"/>
+                    <pic:cNvPicPr/>
+                  </pic:nvPicPr>
+                  <pic:blipFill>
+                    <a:blip r:embed="rId16"/>
+                    <a:stretch>
+                      <a:fillRect/>
+                    </a:stretch>
+                  </pic:blipFill>
+                  <pic:spPr>
+                    <a:xfrm>
+                      <a:off x="0" y="0"/>
+                      <a:ext cx="5943600" cy="3351530"/>
+                    </a:xfrm>
+                    <a:prstGeom prst="rect"/>
+                  </pic:spPr>
+                </pic:pic>
+              </a:graphicData>
+            </a:graphic>
+          </wp:inline>
+        </w:drawing>
+      </w:r>
+    </w:p>
+    <w:p>
+      <w:pPr>
+        <w:pStyle w:val="Caption"/>
+        <w:jc w:val="center"/>
+      </w:pPr>
+      <w:r>
+        <w:t>Знімок екрана 6  Усі кроки quality gate завершилися успішно</w:t>
+      </w:r>
+    </w:p>
+    <w:p>
+      <w:pPr>
+        <w:ind w:firstLine="403"/>
+        <w:jc w:val="both"/>
+      </w:pPr>
+      <w:r>
+        <w:rPr>
+          <w:rFonts w:ascii="Times New Roman" w:hAnsi="Times New Roman" w:eastAsia="Times New Roman"/>
+          <w:b w:val="0"/>
+          <w:i w:val="0"/>
+          <w:color w:val="000000"/>
+          <w:sz w:val="21"/>
+        </w:rPr>
+        <w:t>На сторінці job видно послідовні зелені кроки: отримання коду, встановлення .NET 8, відновлення залежностей, перевірка форматування, Release-складання з аналізаторами, тести з покриттям, поріг 70 % і збереження звіту. Попередження GitHub стосується переходу службових actions із Node.js 20 на Node.js 24, а notice — майбутньої зміни образу ubuntu-latest; це не попередження компілятора й не дефект коду LibraryDesk.</w:t>
+      </w:r>
+    </w:p>
+    <w:p>
+      <w:r>
+        <w:br w:type="page"/>
+      </w:r>
+    </w:p>
+    <w:p>
+      <w:pPr>
+        <w:pStyle w:val="Heading2"/>
+      </w:pPr>
+      <w:r>
+        <w:t>6.4 Pull request і випуск</w:t>
+      </w:r>
+    </w:p>
+    <w:tbl>
+      <w:tblPr>
+        <w:tblW w:type="auto" w:w="0"/>
+        <w:jc w:val="center"/>
+        <w:tblLayout w:type="fixed"/>
+        <w:tblLook w:firstColumn="1" w:firstRow="1" w:lastColumn="0" w:lastRow="0" w:noHBand="0" w:noVBand="1" w:val="04A0"/>
+        <w:tblBorders>
+          <w:top w:val="single" w:sz="6" w:space="0" w:color="D9D9D9"/>
+          <w:left w:val="single" w:sz="6" w:space="0" w:color="D9D9D9"/>
+          <w:bottom w:val="single" w:sz="6" w:space="0" w:color="D9D9D9"/>
+          <w:right w:val="single" w:sz="6" w:space="0" w:color="D9D9D9"/>
+          <w:insideH w:val="single" w:sz="6" w:space="0" w:color="D9D9D9"/>
+          <w:insideV w:val="single" w:sz="6" w:space="0" w:color="D9D9D9"/>
+        </w:tblBorders>
+      </w:tblPr>
+      <w:tblGrid>
+        <w:gridCol w:w="5141"/>
+        <w:gridCol w:w="5141"/>
+      </w:tblGrid>
+      <w:tr>
+        <w:trPr>
+          <w:tblHeader w:val="true"/>
+          <w:cantSplit/>
+        </w:trPr>
+        <w:tc>
+          <w:tcPr>
+            <w:tcW w:type="dxa" w:w="2448"/>
+            <w:vAlign w:val="center"/>
+            <w:shd w:fill="17365D"/>
+            <w:tcMar>
+              <w:top w:w="95" w:type="dxa"/>
+              <w:start w:w="105" w:type="dxa"/>
+              <w:bottom w:w="95" w:type="dxa"/>
+              <w:end w:w="105" w:type="dxa"/>
+            </w:tcMar>
+          </w:tcPr>
+          <w:p>
+            <w:pPr>
+              <w:spacing w:after="0"/>
+              <w:jc w:val="center"/>
+            </w:pPr>
+            <w:r>
+              <w:rPr>
+                <w:rFonts w:ascii="Arial" w:hAnsi="Arial" w:eastAsia="Arial"/>
+                <w:b/>
+                <w:i w:val="0"/>
+                <w:color w:val="FFFFFF"/>
+                <w:sz w:val="17"/>
+              </w:rPr>
+              <w:t>Артефакт</w:t>
+            </w:r>
+          </w:p>
+        </w:tc>
+        <w:tc>
+          <w:tcPr>
+            <w:tcW w:type="dxa" w:w="7344"/>
+            <w:vAlign w:val="center"/>
+            <w:shd w:fill="17365D"/>
+            <w:tcMar>
+              <w:top w:w="95" w:type="dxa"/>
+              <w:start w:w="105" w:type="dxa"/>
+              <w:bottom w:w="95" w:type="dxa"/>
+              <w:end w:w="105" w:type="dxa"/>
+            </w:tcMar>
+          </w:tcPr>
+          <w:p>
+            <w:pPr>
+              <w:spacing w:after="0"/>
+              <w:jc w:val="center"/>
+            </w:pPr>
+            <w:r>
+              <w:rPr>
+                <w:rFonts w:ascii="Arial" w:hAnsi="Arial" w:eastAsia="Arial"/>
+                <w:b/>
+                <w:i w:val="0"/>
+                <w:color w:val="FFFFFF"/>
+                <w:sz w:val="17"/>
+              </w:rPr>
+              <w:t>Підтверджене значення</w:t>
+            </w:r>
+          </w:p>
+        </w:tc>
+      </w:tr>
+      <w:tr>
+        <w:trPr>
+          <w:cantSplit/>
+        </w:trPr>
+        <w:tc>
+          <w:tcPr>
+            <w:tcW w:type="dxa" w:w="2448"/>
+            <w:vAlign w:val="center"/>
+            <w:tcMar>
+              <w:top w:w="85" w:type="dxa"/>
+              <w:start w:w="105" w:type="dxa"/>
+              <w:bottom w:w="85" w:type="dxa"/>
+              <w:end w:w="105" w:type="dxa"/>
+            </w:tcMar>
+          </w:tcPr>
+          <w:p>
+            <w:pPr>
+              <w:spacing w:after="0"/>
+              <w:jc w:val="center"/>
+            </w:pPr>
+            <w:r>
+              <w:rPr>
+                <w:rFonts w:ascii="Times New Roman" w:hAnsi="Times New Roman" w:eastAsia="Times New Roman"/>
+                <w:b w:val="0"/>
+                <w:i w:val="0"/>
+                <w:color w:val="000000"/>
+                <w:sz w:val="17"/>
+              </w:rPr>
+              <w:t>Pull request</w:t>
+            </w:r>
+          </w:p>
+        </w:tc>
+        <w:tc>
+          <w:tcPr>
+            <w:tcW w:type="dxa" w:w="7344"/>
+            <w:vAlign w:val="center"/>
+            <w:tcMar>
+              <w:top w:w="85" w:type="dxa"/>
+              <w:start w:w="105" w:type="dxa"/>
+              <w:bottom w:w="85" w:type="dxa"/>
+              <w:end w:w="105" w:type="dxa"/>
+            </w:tcMar>
+          </w:tcPr>
+          <w:p>
+            <w:pPr>
+              <w:spacing w:after="0"/>
+              <w:jc w:val="left"/>
+            </w:pPr>
+            <w:r>
+              <w:rPr>
+                <w:rFonts w:ascii="Times New Roman" w:hAnsi="Times New Roman" w:eastAsia="Times New Roman"/>
+                <w:b w:val="0"/>
+                <w:i w:val="0"/>
+                <w:color w:val="000000"/>
+                <w:sz w:val="17"/>
+              </w:rPr>
+              <w:t>#2 — СР-3: завершено індивідуальний проєкт LibraryDesk 1.0</w:t>
+            </w:r>
+          </w:p>
+        </w:tc>
+      </w:tr>
+      <w:tr>
+        <w:trPr>
+          <w:cantSplit/>
+        </w:trPr>
+        <w:tc>
+          <w:tcPr>
+            <w:tcW w:type="dxa" w:w="2448"/>
+            <w:vAlign w:val="center"/>
+            <w:tcMar>
+              <w:top w:w="85" w:type="dxa"/>
+              <w:start w:w="105" w:type="dxa"/>
+              <w:bottom w:w="85" w:type="dxa"/>
+              <w:end w:w="105" w:type="dxa"/>
+            </w:tcMar>
+            <w:shd w:fill="EAF2F8"/>
+          </w:tcPr>
+          <w:p>
+            <w:pPr>
+              <w:spacing w:after="0"/>
+              <w:jc w:val="center"/>
+            </w:pPr>
+            <w:r>
+              <w:rPr>
+                <w:rFonts w:ascii="Times New Roman" w:hAnsi="Times New Roman" w:eastAsia="Times New Roman"/>
+                <w:b w:val="0"/>
+                <w:i w:val="0"/>
+                <w:color w:val="000000"/>
+                <w:sz w:val="17"/>
+              </w:rPr>
+              <w:t>Злиття</w:t>
+            </w:r>
+          </w:p>
+        </w:tc>
+        <w:tc>
+          <w:tcPr>
+            <w:tcW w:type="dxa" w:w="7344"/>
+            <w:vAlign w:val="center"/>
+            <w:tcMar>
+              <w:top w:w="85" w:type="dxa"/>
+              <w:start w:w="105" w:type="dxa"/>
+              <w:bottom w:w="85" w:type="dxa"/>
+              <w:end w:w="105" w:type="dxa"/>
+            </w:tcMar>
+            <w:shd w:fill="EAF2F8"/>
+          </w:tcPr>
+          <w:p>
+            <w:pPr>
+              <w:spacing w:after="0"/>
+              <w:jc w:val="left"/>
+            </w:pPr>
+            <w:r>
+              <w:rPr>
+                <w:rFonts w:ascii="Times New Roman" w:hAnsi="Times New Roman" w:eastAsia="Times New Roman"/>
+                <w:b w:val="0"/>
+                <w:i w:val="0"/>
+                <w:color w:val="000000"/>
+                <w:sz w:val="17"/>
+              </w:rPr>
+              <w:t>14 комітів у main; merge-коміт 4cfde00; 2 checks passed</w:t>
+            </w:r>
+          </w:p>
+        </w:tc>
+      </w:tr>
+      <w:tr>
+        <w:trPr>
+          <w:cantSplit/>
+        </w:trPr>
+        <w:tc>
+          <w:tcPr>
+            <w:tcW w:type="dxa" w:w="2448"/>
+            <w:vAlign w:val="center"/>
+            <w:tcMar>
+              <w:top w:w="85" w:type="dxa"/>
+              <w:start w:w="105" w:type="dxa"/>
+              <w:bottom w:w="85" w:type="dxa"/>
+              <w:end w:w="105" w:type="dxa"/>
+            </w:tcMar>
+          </w:tcPr>
+          <w:p>
+            <w:pPr>
+              <w:spacing w:after="0"/>
+              <w:jc w:val="center"/>
+            </w:pPr>
+            <w:r>
+              <w:rPr>
+                <w:rFonts w:ascii="Times New Roman" w:hAnsi="Times New Roman" w:eastAsia="Times New Roman"/>
+                <w:b w:val="0"/>
+                <w:i w:val="0"/>
+                <w:color w:val="000000"/>
+                <w:sz w:val="17"/>
+              </w:rPr>
+              <w:t>Релізний тег</w:t>
+            </w:r>
+          </w:p>
+        </w:tc>
+        <w:tc>
+          <w:tcPr>
+            <w:tcW w:type="dxa" w:w="7344"/>
+            <w:vAlign w:val="center"/>
+            <w:tcMar>
+              <w:top w:w="85" w:type="dxa"/>
+              <w:start w:w="105" w:type="dxa"/>
+              <w:bottom w:w="85" w:type="dxa"/>
+              <w:end w:w="105" w:type="dxa"/>
+            </w:tcMar>
+          </w:tcPr>
+          <w:p>
+            <w:pPr>
+              <w:spacing w:after="0"/>
+              <w:jc w:val="left"/>
+            </w:pPr>
+            <w:r>
+              <w:rPr>
+                <w:rFonts w:ascii="Times New Roman" w:hAnsi="Times New Roman" w:eastAsia="Times New Roman"/>
+                <w:b w:val="0"/>
+                <w:i w:val="0"/>
+                <w:color w:val="000000"/>
+                <w:sz w:val="17"/>
+              </w:rPr>
+              <w:t>v1.0 на коміті 4cfde00</w:t>
+            </w:r>
+          </w:p>
+        </w:tc>
+      </w:tr>
+      <w:tr>
+        <w:trPr>
+          <w:cantSplit/>
+        </w:trPr>
+        <w:tc>
+          <w:tcPr>
+            <w:tcW w:type="dxa" w:w="2448"/>
+            <w:vAlign w:val="center"/>
+            <w:tcMar>
+              <w:top w:w="85" w:type="dxa"/>
+              <w:start w:w="105" w:type="dxa"/>
+              <w:bottom w:w="85" w:type="dxa"/>
+              <w:end w:w="105" w:type="dxa"/>
+            </w:tcMar>
+            <w:shd w:fill="EAF2F8"/>
+          </w:tcPr>
+          <w:p>
+            <w:pPr>
+              <w:spacing w:after="0"/>
+              <w:jc w:val="center"/>
+            </w:pPr>
+            <w:r>
+              <w:rPr>
+                <w:rFonts w:ascii="Times New Roman" w:hAnsi="Times New Roman" w:eastAsia="Times New Roman"/>
+                <w:b w:val="0"/>
+                <w:i w:val="0"/>
+                <w:color w:val="000000"/>
+                <w:sz w:val="17"/>
+              </w:rPr>
+              <w:t>Адреса PR</w:t>
+            </w:r>
+          </w:p>
+        </w:tc>
+        <w:tc>
+          <w:tcPr>
+            <w:tcW w:type="dxa" w:w="7344"/>
+            <w:vAlign w:val="center"/>
+            <w:tcMar>
+              <w:top w:w="85" w:type="dxa"/>
+              <w:start w:w="105" w:type="dxa"/>
+              <w:bottom w:w="85" w:type="dxa"/>
+              <w:end w:w="105" w:type="dxa"/>
+            </w:tcMar>
+            <w:shd w:fill="EAF2F8"/>
+          </w:tcPr>
+          <w:p>
+            <w:pPr>
+              <w:spacing w:after="0"/>
+              <w:jc w:val="left"/>
+            </w:pPr>
+            <w:r>
+              <w:rPr>
+                <w:rFonts w:ascii="Times New Roman" w:hAnsi="Times New Roman" w:eastAsia="Times New Roman"/>
+                <w:b w:val="0"/>
+                <w:i w:val="0"/>
+                <w:color w:val="000000"/>
+                <w:sz w:val="17"/>
+              </w:rPr>
+              <w:t>https://github.com/kuum-oss/LibraryDesk/pull/2</w:t>
+            </w:r>
+          </w:p>
+        </w:tc>
+      </w:tr>
+    </w:tbl>
+    <w:p>
+      <w:pPr>
+        <w:spacing w:after="0"/>
+      </w:pPr>
+    </w:p>
+    <w:p>
+      <w:pPr>
+        <w:keepNext/>
+        <w:spacing w:after="40"/>
+        <w:jc w:val="center"/>
+      </w:pPr>
+      <w:r>
+        <w:drawing>
+          <wp:inline xmlns:a="http://schemas.openxmlformats.org/drawingml/2006/main" xmlns:pic="http://schemas.openxmlformats.org/drawingml/2006/picture">
+            <wp:extent cx="5943600" cy="3351530"/>
+            <wp:docPr id="8" name="Picture 8" descr="Знімок екрана 7  Pull request #2 успішно злитий у main" title="Знімок екрана 7  Pull request #2 успішно злитий у main"/>
+            <wp:cNvGraphicFramePr>
+              <a:graphicFrameLocks noChangeAspect="1"/>
+            </wp:cNvGraphicFramePr>
+            <a:graphic>
+              <a:graphicData uri="http://schemas.openxmlformats.org/drawingml/2006/picture">
+                <pic:pic>
+                  <pic:nvPicPr>
+                    <pic:cNvPr id="0" name="pr-merged.png"/>
+                    <pic:cNvPicPr/>
+                  </pic:nvPicPr>
+                  <pic:blipFill>
+                    <a:blip r:embed="rId17"/>
+                    <a:stretch>
+                      <a:fillRect/>
+                    </a:stretch>
+                  </pic:blipFill>
+                  <pic:spPr>
+                    <a:xfrm>
+                      <a:off x="0" y="0"/>
+                      <a:ext cx="5943600" cy="3351530"/>
+                    </a:xfrm>
+                    <a:prstGeom prst="rect"/>
+                  </pic:spPr>
+                </pic:pic>
+              </a:graphicData>
+            </a:graphic>
+          </wp:inline>
+        </w:drawing>
+      </w:r>
+    </w:p>
+    <w:p>
+      <w:pPr>
+        <w:pStyle w:val="Caption"/>
+        <w:jc w:val="center"/>
+      </w:pPr>
+      <w:r>
+        <w:t>Знімок екрана 7  Pull request #2 успішно злитий у main</w:t>
+      </w:r>
+    </w:p>
+    <w:p/>
+    <w:p>
+      <w:pPr>
+        <w:keepNext/>
+        <w:spacing w:after="40"/>
+        <w:jc w:val="center"/>
+      </w:pPr>
+      <w:r>
+        <w:drawing>
+          <wp:inline xmlns:a="http://schemas.openxmlformats.org/drawingml/2006/main" xmlns:pic="http://schemas.openxmlformats.org/drawingml/2006/picture">
+            <wp:extent cx="5943600" cy="3351530"/>
+            <wp:docPr id="9" name="Picture 9" descr="Знімок екрана 8  Опублікований тег v1.0 на merge-коміті 4cfde00" title="Знімок екрана 8  Опублікований тег v1.0 на merge-коміті 4cfde00"/>
+            <wp:cNvGraphicFramePr>
+              <a:graphicFrameLocks noChangeAspect="1"/>
+            </wp:cNvGraphicFramePr>
+            <a:graphic>
+              <a:graphicData uri="http://schemas.openxmlformats.org/drawingml/2006/picture">
+                <pic:pic>
+                  <pic:nvPicPr>
+                    <pic:cNvPr id="0" name="tag-v1.png"/>
+                    <pic:cNvPicPr/>
+                  </pic:nvPicPr>
+                  <pic:blipFill>
+                    <a:blip r:embed="rId18"/>
+                    <a:stretch>
+                      <a:fillRect/>
+                    </a:stretch>
+                  </pic:blipFill>
+                  <pic:spPr>
+                    <a:xfrm>
+                      <a:off x="0" y="0"/>
+                      <a:ext cx="5943600" cy="3351530"/>
+                    </a:xfrm>
+                    <a:prstGeom prst="rect"/>
+                  </pic:spPr>
+                </pic:pic>
+              </a:graphicData>
+            </a:graphic>
+          </wp:inline>
+        </w:drawing>
+      </w:r>
+    </w:p>
+    <w:p>
+      <w:pPr>
+        <w:pStyle w:val="Caption"/>
+        <w:jc w:val="center"/>
+      </w:pPr>
+      <w:r>
+        <w:t>Знімок екрана 8  Опублікований тег v1.0 на merge-коміті 4cfde00</w:t>
+      </w:r>
+    </w:p>
+    <w:p>
+      <w:pPr>
+        <w:ind w:firstLine="403"/>
+        <w:jc w:val="both"/>
+      </w:pPr>
+      <w:r>
+        <w:rPr>
+          <w:rFonts w:ascii="Times New Roman" w:hAnsi="Times New Roman" w:eastAsia="Times New Roman"/>
+          <w:b w:val="0"/>
+          <w:i w:val="0"/>
+          <w:color w:val="000000"/>
+          <w:sz w:val="21"/>
+        </w:rPr>
+        <w:t>Тег v1.0 вказує на той самий merge-коміт 4cfde00, який пройшов quality gate у main. GitHub сформував для цього стану архіви zip і tar.gz, тому подану версію можна однозначно завантажити та відтворити незалежно від подальших змін у репозиторії.</w:t>
       </w:r>
     </w:p>
     <w:p>
@@ -13263,6 +14474,21 @@
           <w:sz w:val="21"/>
         </w:rPr>
         <w:t>7. За повторного старту Domain, Application та Infrastructure доцільно одразу рознести по окремих збірках, а Legacy — по окремому рішенню.</w:t>
+      </w:r>
+    </w:p>
+    <w:p>
+      <w:pPr>
+        <w:ind w:left="288" w:hanging="288"/>
+      </w:pPr>
+      <w:r>
+        <w:rPr>
+          <w:rFonts w:ascii="Times New Roman" w:hAnsi="Times New Roman" w:eastAsia="Times New Roman"/>
+          <w:b w:val="0"/>
+          <w:i w:val="0"/>
+          <w:color w:val="000000"/>
+          <w:sz w:val="21"/>
+        </w:rPr>
+        <w:t>8. Pull request #2 з 14 комітами пройшов перевірки, був злитий у main, а merge-коміт 4cfde00 позначено тегом v1.0 і повторно перевірено CI.</w:t>
       </w:r>
     </w:p>
     <w:p>
@@ -13413,7 +14639,7 @@
           <w:color w:val="000000"/>
           <w:sz w:val="21"/>
         </w:rPr>
-        <w:t>Локальні артефакти СР-3 готові. Для завершення зовнішньої частини потрібно надіслати sr03-individual-project на GitHub, дочекатися зеленого CI, створити pull request до main, злити його та поставити тег v1.0. Після цього звіт слід оновити номером PR і знімком зеленого прогону саме версії 1.0.</w:t>
+        <w:t>СР-3 завершено локально й у віддаленому репозиторії. Гілку sr03-individual-project опубліковано, pull request #2 успішно перевірено та злитий у main. Merge-коміт 4cfde00 пройшов CI у main і під тегом v1.0. Звіт містить актуальні знімки цих станів, результати 97 тестів, аналіз покриття, архітектурну схему, документацію та самооцінку.</w:t>
       </w:r>
     </w:p>
     <w:sectPr>
